--- a/Documentation.docx
+++ b/Documentation.docx
@@ -102,7 +102,6 @@
         </w:rPr>
         <w:t xml:space="preserve"> </w:t>
       </w:r>
-      <w:proofErr w:type="spellStart"/>
       <w:r>
         <w:rPr>
           <w:rFonts w:ascii="Fira Code" w:hAnsi="Fira Code" w:cs="Fira Code"/>
@@ -113,7 +112,6 @@
         </w:rPr>
         <w:t>input_data</w:t>
       </w:r>
-      <w:proofErr w:type="spellEnd"/>
     </w:p>
     <w:p>
       <w:pPr>
@@ -214,25 +212,7 @@
           <w:sz w:val="16"/>
           <w:szCs w:val="16"/>
         </w:rPr>
-        <w:t xml:space="preserve"> </w:t>
-      </w:r>
-      <w:proofErr w:type="spellStart"/>
-      <w:r>
-        <w:rPr>
-          <w:rFonts w:ascii="Fira Code" w:hAnsi="Fira Code" w:cs="Fira Code"/>
-          <w:sz w:val="16"/>
-          <w:szCs w:val="16"/>
-        </w:rPr>
-        <w:t>CENSUS_POPULATION_STATE.tsv</w:t>
-      </w:r>
-      <w:proofErr w:type="spellEnd"/>
-      <w:r>
-        <w:rPr>
-          <w:rFonts w:ascii="Fira Code" w:hAnsi="Fira Code" w:cs="Fira Code"/>
-          <w:sz w:val="16"/>
-          <w:szCs w:val="16"/>
-        </w:rPr>
-        <w:t xml:space="preserve">  -&gt; population data</w:t>
+        <w:t xml:space="preserve"> CENSUS_POPULATION_STATE.tsv  -&gt; population data</w:t>
       </w:r>
     </w:p>
     <w:p>
@@ -532,25 +512,7 @@
           <w:sz w:val="16"/>
           <w:szCs w:val="16"/>
         </w:rPr>
-        <w:t xml:space="preserve">OUTPUT.xlsx  -&gt; </w:t>
-      </w:r>
-      <w:proofErr w:type="spellStart"/>
-      <w:r>
-        <w:rPr>
-          <w:rFonts w:ascii="Fira Code" w:hAnsi="Fira Code" w:cs="Fira Code"/>
-          <w:sz w:val="16"/>
-          <w:szCs w:val="16"/>
-        </w:rPr>
-        <w:t>generted</w:t>
-      </w:r>
-      <w:proofErr w:type="spellEnd"/>
-      <w:r>
-        <w:rPr>
-          <w:rFonts w:ascii="Fira Code" w:hAnsi="Fira Code" w:cs="Fira Code"/>
-          <w:sz w:val="16"/>
-          <w:szCs w:val="16"/>
-        </w:rPr>
-        <w:t xml:space="preserve"> output file</w:t>
+        <w:t>OUTPUT.xlsx  -&gt; generted output file</w:t>
       </w:r>
     </w:p>
     <w:p>
@@ -579,7 +541,6 @@
         </w:rPr>
         <w:t xml:space="preserve"> </w:t>
       </w:r>
-      <w:proofErr w:type="spellStart"/>
       <w:r>
         <w:rPr>
           <w:rFonts w:ascii="Fira Code" w:hAnsi="Fira Code" w:cs="Fira Code"/>
@@ -590,7 +551,6 @@
         </w:rPr>
         <w:t>src</w:t>
       </w:r>
-      <w:proofErr w:type="spellEnd"/>
     </w:p>
     <w:p>
       <w:pPr>
@@ -709,25 +669,7 @@
           <w:sz w:val="16"/>
           <w:szCs w:val="16"/>
         </w:rPr>
-        <w:t xml:space="preserve"> </w:t>
-      </w:r>
-      <w:proofErr w:type="spellStart"/>
-      <w:r>
-        <w:rPr>
-          <w:rFonts w:ascii="Fira Code" w:hAnsi="Fira Code" w:cs="Fira Code"/>
-          <w:sz w:val="16"/>
-          <w:szCs w:val="16"/>
-        </w:rPr>
-        <w:t>visualization.ipynb</w:t>
-      </w:r>
-      <w:proofErr w:type="spellEnd"/>
-      <w:r>
-        <w:rPr>
-          <w:rFonts w:ascii="Fira Code" w:hAnsi="Fira Code" w:cs="Fira Code"/>
-          <w:sz w:val="16"/>
-          <w:szCs w:val="16"/>
-        </w:rPr>
-        <w:t xml:space="preserve"> -&gt; visualizations script</w:t>
+        <w:t xml:space="preserve"> visualization.ipynb -&gt; visualizations script</w:t>
       </w:r>
     </w:p>
     <w:p>
@@ -739,7 +681,6 @@
           <w:szCs w:val="24"/>
         </w:rPr>
       </w:pPr>
-      <w:proofErr w:type="spellStart"/>
       <w:r>
         <w:rPr>
           <w:rFonts w:ascii="Fira Code" w:eastAsiaTheme="minorHAnsi" w:hAnsi="Fira Code" w:cs="Fira Code"/>
@@ -748,7 +689,6 @@
         </w:rPr>
         <w:t>input_data</w:t>
       </w:r>
-      <w:proofErr w:type="spellEnd"/>
     </w:p>
     <w:p>
       <w:pPr>
@@ -763,11 +703,9 @@
       <w:r>
         <w:t xml:space="preserve">s </w:t>
       </w:r>
-      <w:proofErr w:type="gramStart"/>
       <w:r>
         <w:t>main</w:t>
       </w:r>
-      <w:proofErr w:type="gramEnd"/>
       <w:r>
         <w:t xml:space="preserve"> </w:t>
       </w:r>
@@ -907,15 +845,7 @@
         <w:t xml:space="preserve"> </w:t>
       </w:r>
       <w:r>
-        <w:t xml:space="preserve">This file contains optional feature for overriding or providing data for regions that </w:t>
-      </w:r>
-      <w:proofErr w:type="gramStart"/>
-      <w:r>
-        <w:t>is</w:t>
-      </w:r>
-      <w:proofErr w:type="gramEnd"/>
-      <w:r>
-        <w:t xml:space="preserve"> not present in </w:t>
+        <w:t xml:space="preserve">This file contains optional feature for overriding or providing data for regions that is not present in </w:t>
       </w:r>
       <w:r>
         <w:t>main data sources</w:t>
@@ -956,7 +886,7 @@
           <w:noProof/>
         </w:rPr>
         <w:drawing>
-          <wp:inline distT="0" distB="0" distL="0" distR="0" wp14:anchorId="6A98C168" wp14:editId="7E2E184E">
+          <wp:inline distT="0" distB="0" distL="0" distR="0" wp14:anchorId="6A98C168" wp14:editId="2A8FBF83">
             <wp:extent cx="5255812" cy="2291192"/>
             <wp:effectExtent l="0" t="0" r="2540" b="0"/>
             <wp:docPr id="2019698248" name="Picture 1"/>
@@ -1058,7 +988,6 @@
           <w:szCs w:val="24"/>
         </w:rPr>
       </w:pPr>
-      <w:proofErr w:type="spellStart"/>
       <w:r>
         <w:rPr>
           <w:rFonts w:ascii="Fira Code" w:eastAsiaTheme="minorHAnsi" w:hAnsi="Fira Code" w:cs="Fira Code"/>
@@ -1075,7 +1004,6 @@
         </w:rPr>
         <w:t>rc</w:t>
       </w:r>
-      <w:proofErr w:type="spellEnd"/>
     </w:p>
     <w:p>
       <w:pPr>
@@ -1102,13 +1030,7 @@
         <w:pStyle w:val="Heading1"/>
       </w:pPr>
       <w:r>
-        <w:t>Script</w:t>
-      </w:r>
-      <w:r>
-        <w:t>s</w:t>
-      </w:r>
-      <w:r>
-        <w:t xml:space="preserve"> Description</w:t>
+        <w:t>Scripts Description</w:t>
       </w:r>
     </w:p>
     <w:p>
@@ -1144,20 +1066,13 @@
         <w:t xml:space="preserve">This script serves as a utility module, providing reusable functions for data transformation, formatting, and output generation. </w:t>
       </w:r>
       <w:r>
-        <w:t xml:space="preserve">Each function </w:t>
-      </w:r>
-      <w:proofErr w:type="spellStart"/>
-      <w:proofErr w:type="gramStart"/>
-      <w:r>
-        <w:t>parameter’s</w:t>
-      </w:r>
-      <w:proofErr w:type="spellEnd"/>
-      <w:proofErr w:type="gramEnd"/>
-      <w:r>
-        <w:t xml:space="preserve"> are described in docstring of with the docstring, key functions are</w:t>
-      </w:r>
-      <w:r>
-        <w:t>:</w:t>
+        <w:t xml:space="preserve">Each function includes detailed parameter descriptions in its </w:t>
+      </w:r>
+      <w:r>
+        <w:t xml:space="preserve">python </w:t>
+      </w:r>
+      <w:r>
+        <w:t>docstring.</w:t>
       </w:r>
     </w:p>
     <w:p>
@@ -1169,7 +1084,6 @@
           <w:szCs w:val="22"/>
         </w:rPr>
       </w:pPr>
-      <w:proofErr w:type="spellStart"/>
       <w:r>
         <w:rPr>
           <w:rFonts w:ascii="Consolas" w:eastAsia="Times New Roman" w:hAnsi="Consolas"/>
@@ -1178,7 +1092,6 @@
         </w:rPr>
         <w:t>get_regions_mapping</w:t>
       </w:r>
-      <w:proofErr w:type="spellEnd"/>
     </w:p>
     <w:p>
       <w:r>
@@ -1205,14 +1118,12 @@
       <w:r>
         <w:t xml:space="preserve"> It is worth noting that </w:t>
       </w:r>
-      <w:proofErr w:type="spellStart"/>
       <w:r>
         <w:rPr>
           <w:shd w:val="clear" w:color="auto" w:fill="E8E8E8" w:themeFill="background2"/>
         </w:rPr>
         <w:t>key_row</w:t>
       </w:r>
-      <w:proofErr w:type="spellEnd"/>
       <w:r>
         <w:t xml:space="preserve"> field in the dataset may contain duplicate values. To mimic the behavior of Excel's </w:t>
       </w:r>
@@ -1225,19 +1136,11 @@
       <w:r>
         <w:t xml:space="preserve"> function with </w:t>
       </w:r>
-      <w:proofErr w:type="spellStart"/>
       <w:r>
         <w:rPr>
           <w:shd w:val="clear" w:color="auto" w:fill="E8E8E8" w:themeFill="background2"/>
         </w:rPr>
-        <w:t>match_type</w:t>
-      </w:r>
-      <w:proofErr w:type="spellEnd"/>
-      <w:r>
-        <w:rPr>
-          <w:shd w:val="clear" w:color="auto" w:fill="E8E8E8" w:themeFill="background2"/>
-        </w:rPr>
-        <w:t>=0</w:t>
+        <w:t>match_type=0</w:t>
       </w:r>
       <w:r>
         <w:t xml:space="preserve"> (which returns the first exact match), duplicates are removed while retaining the first occurrence. This is handled in pandas using the following line:</w:t>
@@ -1245,7 +1148,6 @@
       <w:r>
         <w:t xml:space="preserve"> </w:t>
       </w:r>
-      <w:proofErr w:type="spellStart"/>
       <w:r>
         <w:rPr>
           <w:rFonts w:ascii="Consolas" w:eastAsia="Times New Roman" w:hAnsi="Consolas" w:cs="Times New Roman"/>
@@ -1279,7 +1181,6 @@
         </w:rPr>
         <w:t>drop_duplicates</w:t>
       </w:r>
-      <w:proofErr w:type="spellEnd"/>
       <w:r>
         <w:rPr>
           <w:rFonts w:ascii="Consolas" w:eastAsia="Times New Roman" w:hAnsi="Consolas" w:cs="Times New Roman"/>
@@ -1300,9 +1201,41 @@
           <w:szCs w:val="21"/>
           <w14:ligatures w14:val="none"/>
         </w:rPr>
-        <w:t>'</w:t>
-      </w:r>
-      <w:proofErr w:type="spellStart"/>
+        <w:t>'key_row'</w:t>
+      </w:r>
+      <w:r>
+        <w:rPr>
+          <w:rFonts w:ascii="Consolas" w:eastAsia="Times New Roman" w:hAnsi="Consolas" w:cs="Times New Roman"/>
+          <w:color w:val="000000"/>
+          <w:kern w:val="0"/>
+          <w:sz w:val="21"/>
+          <w:szCs w:val="21"/>
+          <w14:ligatures w14:val="none"/>
+        </w:rPr>
+        <w:t xml:space="preserve">], </w:t>
+      </w:r>
+      <w:r>
+        <w:rPr>
+          <w:rFonts w:ascii="Consolas" w:eastAsia="Times New Roman" w:hAnsi="Consolas" w:cs="Times New Roman"/>
+          <w:color w:val="001080"/>
+          <w:kern w:val="0"/>
+          <w:sz w:val="21"/>
+          <w:szCs w:val="21"/>
+          <w14:ligatures w14:val="none"/>
+        </w:rPr>
+        <w:t>keep</w:t>
+      </w:r>
+      <w:r>
+        <w:rPr>
+          <w:rFonts w:ascii="Consolas" w:eastAsia="Times New Roman" w:hAnsi="Consolas" w:cs="Times New Roman"/>
+          <w:color w:val="000000"/>
+          <w:kern w:val="0"/>
+          <w:sz w:val="21"/>
+          <w:szCs w:val="21"/>
+          <w14:ligatures w14:val="none"/>
+        </w:rPr>
+        <w:t>=</w:t>
+      </w:r>
       <w:r>
         <w:rPr>
           <w:rFonts w:ascii="Consolas" w:eastAsia="Times New Roman" w:hAnsi="Consolas" w:cs="Times New Roman"/>
@@ -1312,19 +1245,7 @@
           <w:szCs w:val="21"/>
           <w14:ligatures w14:val="none"/>
         </w:rPr>
-        <w:t>key_row</w:t>
-      </w:r>
-      <w:proofErr w:type="spellEnd"/>
-      <w:r>
-        <w:rPr>
-          <w:rFonts w:ascii="Consolas" w:eastAsia="Times New Roman" w:hAnsi="Consolas" w:cs="Times New Roman"/>
-          <w:color w:val="A31515"/>
-          <w:kern w:val="0"/>
-          <w:sz w:val="21"/>
-          <w:szCs w:val="21"/>
-          <w14:ligatures w14:val="none"/>
-        </w:rPr>
-        <w:t>'</w:t>
+        <w:t>'first'</w:t>
       </w:r>
       <w:r>
         <w:rPr>
@@ -1335,96 +1256,6 @@
           <w:szCs w:val="21"/>
           <w14:ligatures w14:val="none"/>
         </w:rPr>
-        <w:t xml:space="preserve">], </w:t>
-      </w:r>
-      <w:r>
-        <w:rPr>
-          <w:rFonts w:ascii="Consolas" w:eastAsia="Times New Roman" w:hAnsi="Consolas" w:cs="Times New Roman"/>
-          <w:color w:val="001080"/>
-          <w:kern w:val="0"/>
-          <w:sz w:val="21"/>
-          <w:szCs w:val="21"/>
-          <w14:ligatures w14:val="none"/>
-        </w:rPr>
-        <w:t>keep</w:t>
-      </w:r>
-      <w:r>
-        <w:rPr>
-          <w:rFonts w:ascii="Consolas" w:eastAsia="Times New Roman" w:hAnsi="Consolas" w:cs="Times New Roman"/>
-          <w:color w:val="000000"/>
-          <w:kern w:val="0"/>
-          <w:sz w:val="21"/>
-          <w:szCs w:val="21"/>
-          <w14:ligatures w14:val="none"/>
-        </w:rPr>
-        <w:t>=</w:t>
-      </w:r>
-      <w:r>
-        <w:rPr>
-          <w:rFonts w:ascii="Consolas" w:eastAsia="Times New Roman" w:hAnsi="Consolas" w:cs="Times New Roman"/>
-          <w:color w:val="A31515"/>
-          <w:kern w:val="0"/>
-          <w:sz w:val="21"/>
-          <w:szCs w:val="21"/>
-          <w14:ligatures w14:val="none"/>
-        </w:rPr>
-        <w:t>'first'</w:t>
-      </w:r>
-      <w:r>
-        <w:rPr>
-          <w:rFonts w:ascii="Consolas" w:eastAsia="Times New Roman" w:hAnsi="Consolas" w:cs="Times New Roman"/>
-          <w:color w:val="000000"/>
-          <w:kern w:val="0"/>
-          <w:sz w:val="21"/>
-          <w:szCs w:val="21"/>
-          <w14:ligatures w14:val="none"/>
-        </w:rPr>
-        <w:t xml:space="preserve">, </w:t>
-      </w:r>
-      <w:proofErr w:type="spellStart"/>
-      <w:r>
-        <w:rPr>
-          <w:rFonts w:ascii="Consolas" w:eastAsia="Times New Roman" w:hAnsi="Consolas" w:cs="Times New Roman"/>
-          <w:color w:val="001080"/>
-          <w:kern w:val="0"/>
-          <w:sz w:val="21"/>
-          <w:szCs w:val="21"/>
-          <w14:ligatures w14:val="none"/>
-        </w:rPr>
-        <w:t>inplace</w:t>
-      </w:r>
-      <w:proofErr w:type="spellEnd"/>
-      <w:r>
-        <w:rPr>
-          <w:rFonts w:ascii="Consolas" w:eastAsia="Times New Roman" w:hAnsi="Consolas" w:cs="Times New Roman"/>
-          <w:color w:val="000000"/>
-          <w:kern w:val="0"/>
-          <w:sz w:val="21"/>
-          <w:szCs w:val="21"/>
-          <w14:ligatures w14:val="none"/>
-        </w:rPr>
-        <w:t>=</w:t>
-      </w:r>
-      <w:r>
-        <w:rPr>
-          <w:rFonts w:ascii="Consolas" w:eastAsia="Times New Roman" w:hAnsi="Consolas" w:cs="Times New Roman"/>
-          <w:color w:val="0000FF"/>
-          <w:kern w:val="0"/>
-          <w:sz w:val="21"/>
-          <w:szCs w:val="21"/>
-          <w14:ligatures w14:val="none"/>
-        </w:rPr>
-        <w:t>True</w:t>
-      </w:r>
-      <w:r>
-        <w:rPr>
-          <w:rFonts w:ascii="Consolas" w:eastAsia="Times New Roman" w:hAnsi="Consolas" w:cs="Times New Roman"/>
-          <w:color w:val="000000"/>
-          <w:kern w:val="0"/>
-          <w:sz w:val="21"/>
-          <w:szCs w:val="21"/>
-          <w14:ligatures w14:val="none"/>
-        </w:rPr>
         <w:t>)</w:t>
       </w:r>
     </w:p>
@@ -1437,7 +1268,6 @@
           <w:szCs w:val="22"/>
         </w:rPr>
       </w:pPr>
-      <w:proofErr w:type="spellStart"/>
       <w:r>
         <w:rPr>
           <w:rFonts w:ascii="Consolas" w:eastAsia="Times New Roman" w:hAnsi="Consolas"/>
@@ -1446,7 +1276,6 @@
         </w:rPr>
         <w:t>get_census_stats</w:t>
       </w:r>
-      <w:proofErr w:type="spellEnd"/>
     </w:p>
     <w:p>
       <w:r>
@@ -1471,13 +1300,7 @@
         <w:t xml:space="preserve"> household income)</w:t>
       </w:r>
       <w:r>
-        <w:t xml:space="preserve"> </w:t>
-      </w:r>
-      <w:r>
-        <w:t>for all regions</w:t>
-      </w:r>
-      <w:r>
-        <w:t xml:space="preserve"> </w:t>
+        <w:t xml:space="preserve"> for all regions </w:t>
       </w:r>
       <w:r>
         <w:t>from census datasets</w:t>
@@ -1503,7 +1326,6 @@
           <w:szCs w:val="22"/>
         </w:rPr>
       </w:pPr>
-      <w:proofErr w:type="spellStart"/>
       <w:r>
         <w:rPr>
           <w:rFonts w:ascii="Consolas" w:eastAsia="Times New Roman" w:hAnsi="Consolas"/>
@@ -1512,7 +1334,6 @@
         </w:rPr>
         <w:t>add_census_stat_with_blurb</w:t>
       </w:r>
-      <w:proofErr w:type="spellEnd"/>
     </w:p>
     <w:p>
       <w:pPr>
@@ -1525,7 +1346,6 @@
       <w:r>
         <w:t xml:space="preserve"> wraps </w:t>
       </w:r>
-      <w:proofErr w:type="spellStart"/>
       <w:r>
         <w:rPr>
           <w:rFonts w:ascii="Consolas" w:eastAsia="Times New Roman" w:hAnsi="Consolas" w:cs="Times New Roman"/>
@@ -1535,30 +1355,13 @@
           <w:szCs w:val="21"/>
           <w14:ligatures w14:val="none"/>
         </w:rPr>
-        <w:t>get_census_</w:t>
-      </w:r>
-      <w:proofErr w:type="gramStart"/>
-      <w:r>
-        <w:rPr>
-          <w:rFonts w:ascii="Consolas" w:eastAsia="Times New Roman" w:hAnsi="Consolas" w:cs="Times New Roman"/>
-          <w:color w:val="795E26"/>
-          <w:kern w:val="0"/>
-          <w:sz w:val="21"/>
-          <w:szCs w:val="21"/>
-          <w14:ligatures w14:val="none"/>
-        </w:rPr>
-        <w:t>stats</w:t>
-      </w:r>
-      <w:proofErr w:type="spellEnd"/>
+        <w:t>get_census_stats</w:t>
+      </w:r>
       <w:r>
         <w:t xml:space="preserve"> </w:t>
       </w:r>
       <w:r>
-        <w:t>,</w:t>
-      </w:r>
-      <w:proofErr w:type="gramEnd"/>
-      <w:r>
-        <w:t xml:space="preserve"> with the following functionalities:</w:t>
+        <w:t>, with the following functionalities:</w:t>
       </w:r>
     </w:p>
     <w:p>
@@ -1572,13 +1375,8 @@
         <w:spacing w:line="285" w:lineRule="atLeast"/>
       </w:pPr>
       <w:r>
-        <w:t xml:space="preserve">Joining the requested metric to the main output </w:t>
-      </w:r>
-      <w:proofErr w:type="spellStart"/>
-      <w:r>
-        <w:t>DataFrame</w:t>
-      </w:r>
-      <w:proofErr w:type="spellEnd"/>
+        <w:t>Joining the requested metric to the main output DataFrame</w:t>
+      </w:r>
     </w:p>
     <w:p>
       <w:pPr>
@@ -1619,7 +1417,6 @@
       <w:r>
         <w:t xml:space="preserve"> </w:t>
       </w:r>
-      <w:proofErr w:type="spellStart"/>
       <w:r>
         <w:rPr>
           <w:rFonts w:ascii="Consolas" w:eastAsia="Times New Roman" w:hAnsi="Consolas" w:cs="Times New Roman"/>
@@ -1631,18 +1428,11 @@
         </w:rPr>
         <w:t>get_census_stats</w:t>
       </w:r>
-      <w:proofErr w:type="spellEnd"/>
       <w:r>
         <w:t xml:space="preserve">, this function </w:t>
       </w:r>
       <w:r>
-        <w:t xml:space="preserve">only works with </w:t>
-      </w:r>
-      <w:r>
-        <w:t>population and MHI census data</w:t>
-      </w:r>
-      <w:r>
-        <w:t>.</w:t>
+        <w:t>only works with population and MHI census data.</w:t>
       </w:r>
     </w:p>
     <w:p>
@@ -1654,7 +1444,6 @@
           <w:szCs w:val="22"/>
         </w:rPr>
       </w:pPr>
-      <w:proofErr w:type="spellStart"/>
       <w:r>
         <w:rPr>
           <w:rFonts w:ascii="Consolas" w:eastAsia="Times New Roman" w:hAnsi="Consolas"/>
@@ -1663,7 +1452,6 @@
         </w:rPr>
         <w:t>get_median_sale_price</w:t>
       </w:r>
-      <w:proofErr w:type="spellEnd"/>
     </w:p>
     <w:p>
       <w:r>
@@ -1722,7 +1510,6 @@
           <w:szCs w:val="22"/>
         </w:rPr>
       </w:pPr>
-      <w:proofErr w:type="spellStart"/>
       <w:r>
         <w:rPr>
           <w:rFonts w:ascii="Consolas" w:eastAsia="Times New Roman" w:hAnsi="Consolas"/>
@@ -1731,7 +1518,6 @@
         </w:rPr>
         <w:t>get_rank</w:t>
       </w:r>
-      <w:proofErr w:type="spellEnd"/>
     </w:p>
     <w:p>
       <w:r>
@@ -1747,7 +1533,6 @@
           <w:szCs w:val="22"/>
         </w:rPr>
       </w:pPr>
-      <w:proofErr w:type="spellStart"/>
       <w:r>
         <w:rPr>
           <w:rFonts w:ascii="Consolas" w:eastAsia="Times New Roman" w:hAnsi="Consolas"/>
@@ -1756,7 +1541,6 @@
         </w:rPr>
         <w:t>format_numbers</w:t>
       </w:r>
-      <w:proofErr w:type="spellEnd"/>
     </w:p>
     <w:p>
       <w:r>
@@ -1784,7 +1568,6 @@
           <w:szCs w:val="22"/>
         </w:rPr>
       </w:pPr>
-      <w:proofErr w:type="spellStart"/>
       <w:r>
         <w:rPr>
           <w:rFonts w:ascii="Consolas" w:eastAsia="Times New Roman" w:hAnsi="Consolas"/>
@@ -1793,7 +1576,6 @@
         </w:rPr>
         <w:t>generate_blurb</w:t>
       </w:r>
-      <w:proofErr w:type="spellEnd"/>
     </w:p>
     <w:p>
       <w:r>
@@ -1821,7 +1603,6 @@
           <w:szCs w:val="22"/>
         </w:rPr>
       </w:pPr>
-      <w:proofErr w:type="spellStart"/>
       <w:r>
         <w:rPr>
           <w:rFonts w:ascii="Consolas" w:eastAsia="Times New Roman" w:hAnsi="Consolas"/>
@@ -1830,7 +1611,6 @@
         </w:rPr>
         <w:t>load_override_data</w:t>
       </w:r>
-      <w:proofErr w:type="spellEnd"/>
     </w:p>
     <w:p>
       <w:r>
@@ -1852,7 +1632,6 @@
           <w:szCs w:val="22"/>
         </w:rPr>
       </w:pPr>
-      <w:proofErr w:type="spellStart"/>
       <w:r>
         <w:rPr>
           <w:rFonts w:ascii="Consolas" w:eastAsia="Times New Roman" w:hAnsi="Consolas"/>
@@ -1861,19 +1640,10 @@
         </w:rPr>
         <w:t>save_formatted_xlsx</w:t>
       </w:r>
-      <w:proofErr w:type="spellEnd"/>
-    </w:p>
-    <w:p>
-      <w:r>
-        <w:t xml:space="preserve">Saves the final </w:t>
-      </w:r>
-      <w:proofErr w:type="spellStart"/>
-      <w:r>
-        <w:t>DataFrame</w:t>
-      </w:r>
-      <w:proofErr w:type="spellEnd"/>
-      <w:r>
-        <w:t xml:space="preserve"> to an Excel file with formatted number and currency columns.</w:t>
+    </w:p>
+    <w:p>
+      <w:r>
+        <w:t>Saves the final DataFrame to an Excel file with formatted number and currency columns.</w:t>
       </w:r>
     </w:p>
     <w:p/>
@@ -1915,13 +1685,7 @@
         <w:ind w:left="360"/>
       </w:pPr>
       <w:r>
-        <w:t>The script accepts command-line arguments for input paths, file names, and other configurations. Default values are provided for all arguments to enable out-of-the-box usage.</w:t>
-      </w:r>
-      <w:r>
-        <w:t xml:space="preserve"> </w:t>
-      </w:r>
-      <w:r>
-        <w:t>A detailed explanation of all available arguments is provided in the "How to Run" section.</w:t>
+        <w:t>The script accepts command-line arguments for input paths, file names, and other configurations. Default values are provided for all arguments to enable out-of-the-box usage. A detailed explanation of all available arguments is provided in the "How to Run" section.</w:t>
       </w:r>
     </w:p>
     <w:p>
@@ -1977,15 +1741,7 @@
         <w:ind w:left="360"/>
       </w:pPr>
       <w:r>
-        <w:t xml:space="preserve">This stage begins population the output </w:t>
-      </w:r>
-      <w:proofErr w:type="spellStart"/>
-      <w:r>
-        <w:t>DataFrame</w:t>
-      </w:r>
-      <w:proofErr w:type="spellEnd"/>
-      <w:r>
-        <w:t xml:space="preserve"> by first, m</w:t>
+        <w:t>This stage begins population the output DataFrame by first, m</w:t>
       </w:r>
       <w:r>
         <w:t>ap</w:t>
@@ -1994,15 +1750,7 @@
         <w:t>ping</w:t>
       </w:r>
       <w:r>
-        <w:t xml:space="preserve"> the </w:t>
-      </w:r>
-      <w:proofErr w:type="spellStart"/>
-      <w:r>
-        <w:t>row_key</w:t>
-      </w:r>
-      <w:proofErr w:type="spellEnd"/>
-      <w:r>
-        <w:t xml:space="preserve"> region</w:t>
+        <w:t xml:space="preserve"> the row_key region</w:t>
       </w:r>
       <w:r>
         <w:t>s</w:t>
@@ -2118,15 +1866,19 @@
         <w:t>requirements.txt</w:t>
       </w:r>
       <w:r>
-        <w:t xml:space="preserve"> from </w:t>
-      </w:r>
-      <w:proofErr w:type="spellStart"/>
-      <w:r>
-        <w:t>cmd</w:t>
-      </w:r>
-      <w:proofErr w:type="spellEnd"/>
-      <w:r>
-        <w:t xml:space="preserve"> with:</w:t>
+        <w:t xml:space="preserve"> from c</w:t>
+      </w:r>
+      <w:r>
+        <w:t>ommand line terminal</w:t>
+      </w:r>
+      <w:r>
+        <w:t xml:space="preserve"> </w:t>
+      </w:r>
+      <w:r>
+        <w:t>by running</w:t>
+      </w:r>
+      <w:r>
+        <w:t>:</w:t>
       </w:r>
     </w:p>
     <w:p>
@@ -2286,20 +2038,8 @@
                 <w:szCs w:val="16"/>
                 <w14:ligatures w14:val="none"/>
               </w:rPr>
-              <w:t>--population-</w:t>
+              <w:t>--population-fname</w:t>
             </w:r>
-            <w:proofErr w:type="spellStart"/>
-            <w:r>
-              <w:rPr>
-                <w:rFonts w:ascii="Consolas" w:eastAsia="Times New Roman" w:hAnsi="Consolas" w:cs="Courier New"/>
-                <w:kern w:val="0"/>
-                <w:sz w:val="16"/>
-                <w:szCs w:val="16"/>
-                <w14:ligatures w14:val="none"/>
-              </w:rPr>
-              <w:t>fname</w:t>
-            </w:r>
-            <w:proofErr w:type="spellEnd"/>
           </w:p>
         </w:tc>
         <w:tc>
@@ -2326,7 +2066,6 @@
             <w:vAlign w:val="center"/>
           </w:tcPr>
           <w:p>
-            <w:proofErr w:type="spellStart"/>
             <w:r>
               <w:rPr>
                 <w:rFonts w:ascii="Consolas" w:eastAsia="Times New Roman" w:hAnsi="Consolas" w:cs="Courier New"/>
@@ -2337,7 +2076,6 @@
               </w:rPr>
               <w:t>CENSUS_POPULATION_STATE.tsv</w:t>
             </w:r>
-            <w:proofErr w:type="spellEnd"/>
           </w:p>
         </w:tc>
         <w:tc>
@@ -2394,20 +2132,8 @@
                 <w:szCs w:val="16"/>
                 <w14:ligatures w14:val="none"/>
               </w:rPr>
-              <w:t>--</w:t>
+              <w:t>--mhi-fname</w:t>
             </w:r>
-            <w:proofErr w:type="spellStart"/>
-            <w:r>
-              <w:rPr>
-                <w:rFonts w:ascii="Consolas" w:eastAsia="Times New Roman" w:hAnsi="Consolas" w:cs="Courier New"/>
-                <w:kern w:val="0"/>
-                <w:sz w:val="16"/>
-                <w:szCs w:val="16"/>
-                <w14:ligatures w14:val="none"/>
-              </w:rPr>
-              <w:t>mhi-fname</w:t>
-            </w:r>
-            <w:proofErr w:type="spellEnd"/>
           </w:p>
         </w:tc>
         <w:tc>
@@ -2500,20 +2226,8 @@
                 <w:szCs w:val="16"/>
                 <w14:ligatures w14:val="none"/>
               </w:rPr>
-              <w:t>--</w:t>
+              <w:t>--msp-fname</w:t>
             </w:r>
-            <w:proofErr w:type="spellStart"/>
-            <w:r>
-              <w:rPr>
-                <w:rFonts w:ascii="Consolas" w:eastAsia="Times New Roman" w:hAnsi="Consolas" w:cs="Courier New"/>
-                <w:kern w:val="0"/>
-                <w:sz w:val="16"/>
-                <w:szCs w:val="16"/>
-                <w14:ligatures w14:val="none"/>
-              </w:rPr>
-              <w:t>msp-fname</w:t>
-            </w:r>
-            <w:proofErr w:type="spellEnd"/>
           </w:p>
         </w:tc>
         <w:tc>
@@ -2606,20 +2320,8 @@
                 <w:szCs w:val="16"/>
                 <w14:ligatures w14:val="none"/>
               </w:rPr>
-              <w:t>--region-keys-</w:t>
+              <w:t>--region-keys-fname</w:t>
             </w:r>
-            <w:proofErr w:type="spellStart"/>
-            <w:r>
-              <w:rPr>
-                <w:rFonts w:ascii="Consolas" w:eastAsia="Times New Roman" w:hAnsi="Consolas" w:cs="Courier New"/>
-                <w:kern w:val="0"/>
-                <w:sz w:val="16"/>
-                <w:szCs w:val="16"/>
-                <w14:ligatures w14:val="none"/>
-              </w:rPr>
-              <w:t>fname</w:t>
-            </w:r>
-            <w:proofErr w:type="spellEnd"/>
           </w:p>
         </w:tc>
         <w:tc>
@@ -2672,29 +2374,7 @@
                 <w:szCs w:val="20"/>
                 <w14:ligatures w14:val="none"/>
               </w:rPr>
-              <w:t xml:space="preserve">Filename of the region mapping </w:t>
-            </w:r>
-            <w:proofErr w:type="gramStart"/>
-            <w:r>
-              <w:rPr>
-                <w:rFonts w:ascii="Times New Roman" w:eastAsia="Times New Roman" w:hAnsi="Times New Roman" w:cs="Times New Roman"/>
-                <w:kern w:val="0"/>
-                <w:sz w:val="20"/>
-                <w:szCs w:val="20"/>
-                <w14:ligatures w14:val="none"/>
-              </w:rPr>
-              <w:t>keys file</w:t>
-            </w:r>
-            <w:proofErr w:type="gramEnd"/>
-            <w:r>
-              <w:rPr>
-                <w:rFonts w:ascii="Times New Roman" w:eastAsia="Times New Roman" w:hAnsi="Times New Roman" w:cs="Times New Roman"/>
-                <w:kern w:val="0"/>
-                <w:sz w:val="20"/>
-                <w:szCs w:val="20"/>
-                <w14:ligatures w14:val="none"/>
-              </w:rPr>
-              <w:t xml:space="preserve"> inside </w:t>
+              <w:t xml:space="preserve">Filename of the region mapping keys file inside </w:t>
             </w:r>
             <w:r>
               <w:rPr>
@@ -2744,20 +2424,8 @@
                 <w:szCs w:val="16"/>
                 <w14:ligatures w14:val="none"/>
               </w:rPr>
-              <w:t>-</w:t>
+              <w:t>-fname</w:t>
             </w:r>
-            <w:proofErr w:type="spellStart"/>
-            <w:r>
-              <w:rPr>
-                <w:rFonts w:ascii="Consolas" w:eastAsia="Times New Roman" w:hAnsi="Consolas" w:cs="Courier New"/>
-                <w:kern w:val="0"/>
-                <w:sz w:val="16"/>
-                <w:szCs w:val="16"/>
-                <w14:ligatures w14:val="none"/>
-              </w:rPr>
-              <w:t>fname</w:t>
-            </w:r>
-            <w:proofErr w:type="spellEnd"/>
           </w:p>
         </w:tc>
         <w:tc>
@@ -2879,20 +2547,8 @@
                 <w:szCs w:val="16"/>
                 <w14:ligatures w14:val="none"/>
               </w:rPr>
-              <w:t>--data-</w:t>
+              <w:t>--data-dir</w:t>
             </w:r>
-            <w:proofErr w:type="spellStart"/>
-            <w:r>
-              <w:rPr>
-                <w:rFonts w:ascii="Consolas" w:eastAsia="Times New Roman" w:hAnsi="Consolas" w:cs="Courier New"/>
-                <w:kern w:val="0"/>
-                <w:sz w:val="16"/>
-                <w:szCs w:val="16"/>
-                <w14:ligatures w14:val="none"/>
-              </w:rPr>
-              <w:t>dir</w:t>
-            </w:r>
-            <w:proofErr w:type="spellEnd"/>
           </w:p>
         </w:tc>
         <w:tc>
@@ -2919,7 +2575,6 @@
             <w:vAlign w:val="center"/>
           </w:tcPr>
           <w:p>
-            <w:proofErr w:type="spellStart"/>
             <w:r>
               <w:rPr>
                 <w:rFonts w:ascii="Consolas" w:eastAsia="Times New Roman" w:hAnsi="Consolas" w:cs="Courier New"/>
@@ -2930,7 +2585,6 @@
               </w:rPr>
               <w:t>input_data</w:t>
             </w:r>
-            <w:proofErr w:type="spellEnd"/>
           </w:p>
         </w:tc>
         <w:tc>
@@ -2967,20 +2621,8 @@
                 <w:szCs w:val="16"/>
                 <w14:ligatures w14:val="none"/>
               </w:rPr>
-              <w:t>--output-</w:t>
+              <w:t>--output-dir</w:t>
             </w:r>
-            <w:proofErr w:type="spellStart"/>
-            <w:r>
-              <w:rPr>
-                <w:rFonts w:ascii="Consolas" w:eastAsia="Times New Roman" w:hAnsi="Consolas" w:cs="Courier New"/>
-                <w:kern w:val="0"/>
-                <w:sz w:val="16"/>
-                <w:szCs w:val="16"/>
-                <w14:ligatures w14:val="none"/>
-              </w:rPr>
-              <w:t>dir</w:t>
-            </w:r>
-            <w:proofErr w:type="spellEnd"/>
           </w:p>
         </w:tc>
         <w:tc>
@@ -3033,29 +2675,7 @@
                 <w:szCs w:val="20"/>
                 <w14:ligatures w14:val="none"/>
               </w:rPr>
-              <w:t xml:space="preserve">Directory where </w:t>
-            </w:r>
-            <w:proofErr w:type="gramStart"/>
-            <w:r>
-              <w:rPr>
-                <w:rFonts w:ascii="Times New Roman" w:eastAsia="Times New Roman" w:hAnsi="Times New Roman" w:cs="Times New Roman"/>
-                <w:kern w:val="0"/>
-                <w:sz w:val="20"/>
-                <w:szCs w:val="20"/>
-                <w14:ligatures w14:val="none"/>
-              </w:rPr>
-              <w:t>the output</w:t>
-            </w:r>
-            <w:proofErr w:type="gramEnd"/>
-            <w:r>
-              <w:rPr>
-                <w:rFonts w:ascii="Times New Roman" w:eastAsia="Times New Roman" w:hAnsi="Times New Roman" w:cs="Times New Roman"/>
-                <w:kern w:val="0"/>
-                <w:sz w:val="20"/>
-                <w:szCs w:val="20"/>
-                <w14:ligatures w14:val="none"/>
-              </w:rPr>
-              <w:t xml:space="preserve"> Excel file will be saved.</w:t>
+              <w:t>Directory where the output Excel file will be saved.</w:t>
             </w:r>
           </w:p>
         </w:tc>
@@ -3075,20 +2695,8 @@
                 <w:szCs w:val="16"/>
                 <w14:ligatures w14:val="none"/>
               </w:rPr>
-              <w:t>--output-</w:t>
+              <w:t>--output-fname</w:t>
             </w:r>
-            <w:proofErr w:type="spellStart"/>
-            <w:r>
-              <w:rPr>
-                <w:rFonts w:ascii="Consolas" w:eastAsia="Times New Roman" w:hAnsi="Consolas" w:cs="Courier New"/>
-                <w:kern w:val="0"/>
-                <w:sz w:val="16"/>
-                <w:szCs w:val="16"/>
-                <w14:ligatures w14:val="none"/>
-              </w:rPr>
-              <w:t>fname</w:t>
-            </w:r>
-            <w:proofErr w:type="spellEnd"/>
           </w:p>
         </w:tc>
         <w:tc>
@@ -3229,20 +2837,8 @@
           <w:szCs w:val="20"/>
           <w14:ligatures w14:val="none"/>
         </w:rPr>
-        <w:t>-</w:t>
-      </w:r>
-      <w:proofErr w:type="spellStart"/>
-      <w:r>
-        <w:rPr>
-          <w:rFonts w:ascii="Consolas" w:eastAsia="Times New Roman" w:hAnsi="Consolas" w:cs="Courier New"/>
-          <w:kern w:val="0"/>
-          <w:sz w:val="20"/>
-          <w:szCs w:val="20"/>
-          <w14:ligatures w14:val="none"/>
-        </w:rPr>
-        <w:t>fname</w:t>
-      </w:r>
-      <w:proofErr w:type="spellEnd"/>
+        <w:t>-fname</w:t>
+      </w:r>
     </w:p>
     <w:p>
       <w:r>
@@ -3307,32 +2903,22 @@
           <w:sz w:val="22"/>
           <w:szCs w:val="22"/>
         </w:rPr>
-        <w:t>-</w:t>
-      </w:r>
-      <w:proofErr w:type="spellStart"/>
+        <w:t>-fname</w:t>
+      </w:r>
       <w:r>
         <w:rPr>
           <w:rFonts w:ascii="Consolas" w:hAnsi="Consolas"/>
           <w:sz w:val="22"/>
           <w:szCs w:val="22"/>
         </w:rPr>
-        <w:t>fname</w:t>
-      </w:r>
-      <w:proofErr w:type="spellEnd"/>
+        <w:t xml:space="preserve"> </w:t>
+      </w:r>
       <w:r>
         <w:rPr>
           <w:rFonts w:ascii="Consolas" w:hAnsi="Consolas"/>
           <w:sz w:val="22"/>
           <w:szCs w:val="22"/>
         </w:rPr>
-        <w:t xml:space="preserve"> </w:t>
-      </w:r>
-      <w:r>
-        <w:rPr>
-          <w:rFonts w:ascii="Consolas" w:hAnsi="Consolas"/>
-          <w:sz w:val="22"/>
-          <w:szCs w:val="22"/>
-        </w:rPr>
         <w:t>override_data.csv</w:t>
       </w:r>
     </w:p>
@@ -3346,48 +2932,15 @@
     </w:p>
     <w:p>
       <w:r>
-        <w:t xml:space="preserve">The following charts were created using Plotly to extract insights from the final output Excel file. For an interactive experience and higher resolution visuals, it’s recommended to explore them through the </w:t>
-      </w:r>
-      <w:proofErr w:type="spellStart"/>
-      <w:r>
-        <w:t>Jupyter</w:t>
-      </w:r>
-      <w:proofErr w:type="spellEnd"/>
-      <w:r>
-        <w:t xml:space="preserve"> notebook located at </w:t>
+        <w:t xml:space="preserve">The following charts were created using Plotly to extract insights from the final output Excel file. For an interactive experience and higher resolution visuals, it’s recommended to explore them through the Jupyter notebook located at </w:t>
       </w:r>
       <w:r>
         <w:rPr>
           <w:rStyle w:val="HTMLCode"/>
           <w:rFonts w:ascii="Consolas" w:eastAsiaTheme="majorEastAsia" w:hAnsi="Consolas"/>
         </w:rPr>
-        <w:t>./</w:t>
-      </w:r>
-      <w:proofErr w:type="spellStart"/>
-      <w:r>
-        <w:rPr>
-          <w:rStyle w:val="HTMLCode"/>
-          <w:rFonts w:ascii="Consolas" w:eastAsiaTheme="majorEastAsia" w:hAnsi="Consolas"/>
-        </w:rPr>
-        <w:t>src</w:t>
-      </w:r>
-      <w:proofErr w:type="spellEnd"/>
-      <w:r>
-        <w:rPr>
-          <w:rStyle w:val="HTMLCode"/>
-          <w:rFonts w:ascii="Consolas" w:eastAsiaTheme="majorEastAsia" w:hAnsi="Consolas"/>
-        </w:rPr>
-        <w:t>/</w:t>
-      </w:r>
-      <w:proofErr w:type="spellStart"/>
-      <w:r>
-        <w:rPr>
-          <w:rStyle w:val="HTMLCode"/>
-          <w:rFonts w:ascii="Consolas" w:eastAsiaTheme="majorEastAsia" w:hAnsi="Consolas"/>
-        </w:rPr>
-        <w:t>visualization.ipynb</w:t>
-      </w:r>
-      <w:proofErr w:type="spellEnd"/>
+        <w:t>./src/visualization.ipynb</w:t>
+      </w:r>
       <w:r>
         <w:t>.</w:t>
       </w:r>
@@ -3462,6 +3015,9 @@
     </w:p>
     <w:p>
       <w:r>
+        <w:rPr>
+          <w:noProof/>
+        </w:rPr>
         <w:drawing>
           <wp:inline distT="0" distB="0" distL="0" distR="0" wp14:anchorId="5C5EB5C9" wp14:editId="4336BDC9">
             <wp:extent cx="5931535" cy="1916430"/>
@@ -3524,6 +3080,9 @@
     <w:p/>
     <w:p>
       <w:r>
+        <w:rPr>
+          <w:noProof/>
+        </w:rPr>
         <w:drawing>
           <wp:inline distT="0" distB="0" distL="0" distR="0" wp14:anchorId="3D84B856" wp14:editId="0906A897">
             <wp:extent cx="5931535" cy="1916430"/>
@@ -3586,6 +3145,9 @@
     <w:p/>
     <w:p>
       <w:r>
+        <w:rPr>
+          <w:noProof/>
+        </w:rPr>
         <w:drawing>
           <wp:inline distT="0" distB="0" distL="0" distR="0" wp14:anchorId="13565DD8" wp14:editId="35766993">
             <wp:extent cx="5931535" cy="1916430"/>
@@ -3861,6 +3423,9 @@
         </mc:AlternateContent>
       </w:r>
       <w:r>
+        <w:rPr>
+          <w:noProof/>
+        </w:rPr>
         <w:drawing>
           <wp:inline distT="0" distB="0" distL="0" distR="0" wp14:anchorId="1E6E33B9" wp14:editId="7A7876BB">
             <wp:extent cx="5931535" cy="1916430"/>
@@ -5154,6 +4719,7 @@
   <w:style w:type="character" w:default="1" w:styleId="DefaultParagraphFont">
     <w:name w:val="Default Paragraph Font"/>
     <w:uiPriority w:val="1"/>
+    <w:semiHidden/>
     <w:unhideWhenUsed/>
   </w:style>
   <w:style w:type="table" w:default="1" w:styleId="TableNormal">
